--- a/policies/build/masters/COP.4_v2_master.docx
+++ b/policies/build/masters/COP.4_v2_master.docx
@@ -11,40 +11,25 @@
         <w:rPr>
           <w:b/>
           <w:bCs/>
+          <w:sz w:val="28"/>
+          <w:szCs w:val="28"/>
+        </w:rPr>
+        <w:t>Policy on Nursing Care</w:t>
+      </w:r>
+    </w:p>
+    <w:p>
+      <w:pPr>
+        <w:spacing w:after="60"/>
+        <w:jc w:val="center"/>
+      </w:pPr>
+      <w:r>
+        <w:rPr>
+          <w:b/>
+          <w:bCs/>
           <w:sz w:val="32"/>
           <w:szCs w:val="32"/>
         </w:rPr>
         <w:t xml:space="preserve">«Hospital Name»</w:t>
-      </w:r>
-    </w:p>
-    <w:p>
-      <w:pPr>
-        <w:spacing w:after="60"/>
-        <w:jc w:val="center"/>
-      </w:pPr>
-      <w:r>
-        <w:rPr>
-          <w:b/>
-          <w:bCs/>
-          <w:sz w:val="28"/>
-          <w:szCs w:val="28"/>
-        </w:rPr>
-        <w:t xml:space="preserve">Nursing Care</w:t>
-      </w:r>
-    </w:p>
-    <w:p>
-      <w:pPr>
-        <w:spacing w:after="240"/>
-        <w:jc w:val="center"/>
-      </w:pPr>
-      <w:r>
-        <w:rPr>
-          <w:i/>
-          <w:iCs/>
-          <w:sz w:val="20"/>
-          <w:szCs w:val="20"/>
-        </w:rPr>
-        <w:t xml:space="preserve">Nursing care in consonance with clinical protocols.</w:t>
       </w:r>
     </w:p>
     <w:p>
@@ -2410,158 +2395,6 @@
         <w:t xml:space="preserve">The Nursing Superintendent holds signed acknowledgements with the induction record.</w:t>
       </w:r>
     </w:p>
-    <w:p>
-      <w:pPr>
-        <w:pStyle w:val="Heading1"/>
-        <w:spacing w:after="120" w:before="280"/>
-      </w:pPr>
-      <w:r>
-        <w:t xml:space="preserve">9. References</w:t>
-      </w:r>
-    </w:p>
-    <w:p>
-      <w:pPr>
-        <w:pStyle w:val="ListParagraph"/>
-        <w:numPr>
-          <w:ilvl w:val="0"/>
-          <w:numId w:val="1"/>
-        </w:numPr>
-        <w:spacing w:after="60"/>
-      </w:pPr>
-      <w:r>
-        <w:rPr>
-          <w:sz w:val="22"/>
-          <w:szCs w:val="22"/>
-        </w:rPr>
-        <w:t xml:space="preserve">National Accreditation Board for Hospitals and Healthcare Providers (NABH), Standards for Small Healthcare Organisations, 3rd Edition — Care of Patients chapter, standard COP.4.</w:t>
-      </w:r>
-    </w:p>
-    <w:p>
-      <w:pPr>
-        <w:pStyle w:val="ListParagraph"/>
-        <w:numPr>
-          <w:ilvl w:val="0"/>
-          <w:numId w:val="1"/>
-        </w:numPr>
-        <w:spacing w:after="60"/>
-      </w:pPr>
-      <w:r>
-        <w:rPr>
-          <w:sz w:val="22"/>
-          <w:szCs w:val="22"/>
-        </w:rPr>
-        <w:t xml:space="preserve">Internal documents of «Hospital Name»: nursing documentation standards; patient assignment method; nursing equipment inventory; nursing clinical practice guidelines; AAC.3 care plan policy; COP.1 uniform care policy; MOM medication management policy; HIC infection-control programme.</w:t>
-      </w:r>
-    </w:p>
-    <w:p>
-      <w:pPr>
-        <w:pStyle w:val="Heading1"/>
-        <w:spacing w:after="120" w:before="280"/>
-      </w:pPr>
-      <w:r>
-        <w:t xml:space="preserve">10. Distribution</w:t>
-      </w:r>
-    </w:p>
-    <w:p>
-      <w:pPr>
-        <w:spacing w:after="140"/>
-      </w:pPr>
-      <w:r>
-        <w:rPr>
-          <w:sz w:val="22"/>
-          <w:szCs w:val="22"/>
-        </w:rPr>
-        <w:t xml:space="preserve">Official master copy: office of the Medical Superintendent, «Hospital Name», with the Nursing Superintendent and the Quality Coordinator.</w:t>
-      </w:r>
-    </w:p>
-    <w:p>
-      <w:pPr>
-        <w:spacing w:after="140"/>
-      </w:pPr>
-      <w:r>
-        <w:rPr>
-          <w:sz w:val="22"/>
-          <w:szCs w:val="22"/>
-        </w:rPr>
-        <w:t xml:space="preserve">Copies issued to: every in-patient ward; emergency department; out-patient clinics; ICU where it exists; nursing administration.</w:t>
-      </w:r>
-    </w:p>
-    <w:p>
-      <w:pPr>
-        <w:spacing w:after="140"/>
-      </w:pPr>
-      <w:r>
-        <w:rPr>
-          <w:sz w:val="22"/>
-          <w:szCs w:val="22"/>
-        </w:rPr>
-        <w:t xml:space="preserve">The current version is available to all nursing staff at the «nursing office policy file» and, if the hospital keeps an intranet, at «staff intranet / policies».</w:t>
-      </w:r>
-    </w:p>
-    <w:p>
-      <w:pPr>
-        <w:spacing w:after="140"/>
-      </w:pPr>
-      <w:r>
-        <w:rPr>
-          <w:sz w:val="22"/>
-          <w:szCs w:val="22"/>
-        </w:rPr>
-        <w:t xml:space="preserve">When a new version is issued, take old copies out of use.</w:t>
-      </w:r>
-    </w:p>
-    <w:p>
-      <w:pPr>
-        <w:pStyle w:val="Heading1"/>
-        <w:spacing w:after="120" w:before="280"/>
-      </w:pPr>
-      <w:r>
-        <w:t xml:space="preserve">11. Abbreviations</w:t>
-      </w:r>
-    </w:p>
-    <w:p>
-      <w:pPr>
-        <w:spacing w:after="140"/>
-      </w:pPr>
-      <w:r>
-        <w:rPr>
-          <w:sz w:val="22"/>
-          <w:szCs w:val="22"/>
-        </w:rPr>
-        <w:t xml:space="preserve">CAPA — corrective and preventive action
-COP — Care of Patients (NABH SHCO chapter 5)
-HIC — Hospital Infection Control (NABH SHCO chapter 7)
-ICU — intensive care unit
-MOM — Management of Medication (NABH SHCO chapter 6)
-NABH — National Accreditation Board for Hospitals and Healthcare Providers
-OE — objective element
-RCA — root-cause analysis
-SHCO — Standards for Small Healthcare Organisations</w:t>
-      </w:r>
-    </w:p>
-    <w:p>
-      <w:pPr>
-        <w:pStyle w:val="Heading1"/>
-        <w:spacing w:after="120" w:before="280"/>
-      </w:pPr>
-      <w:r>
-        <w:t xml:space="preserve">12. Traceability to NABH SHCO 3rd Edition COP.4</w:t>
-      </w:r>
-    </w:p>
-    <w:p>
-      <w:pPr>
-        <w:spacing w:after="120"/>
-      </w:pPr>
-      <w:r>
-        <w:rPr>
-          <w:i/>
-          <w:iCs/>
-          <w:sz w:val="20"/>
-          <w:szCs w:val="20"/>
-        </w:rPr>
-        <w:t xml:space="preserve">This table is an index. It is not how the policy is organised.</w:t>
-      </w:r>
-    </w:p>
     <w:tbl>
       <w:tblPr>
         <w:tblW w:type="pct" w:w="100%"/>
@@ -3041,7 +2874,93 @@
         <w:spacing w:after="120" w:before="280"/>
       </w:pPr>
       <w:r>
-        <w:t xml:space="preserve">13. Required Records / Evidence Checklist</w:t>
+        <w:t>9. Distribution</w:t>
+      </w:r>
+    </w:p>
+    <w:p>
+      <w:pPr>
+        <w:spacing w:after="140"/>
+      </w:pPr>
+      <w:r>
+        <w:rPr>
+          <w:sz w:val="22"/>
+          <w:szCs w:val="22"/>
+        </w:rPr>
+        <w:t xml:space="preserve">Official master copy: office of the Medical Superintendent, «Hospital Name», with the Nursing Superintendent and the Quality Coordinator.</w:t>
+      </w:r>
+    </w:p>
+    <w:p>
+      <w:pPr>
+        <w:spacing w:after="140"/>
+      </w:pPr>
+      <w:r>
+        <w:rPr>
+          <w:sz w:val="22"/>
+          <w:szCs w:val="22"/>
+        </w:rPr>
+        <w:t xml:space="preserve">Copies issued to: every in-patient ward; emergency department; out-patient clinics; ICU where it exists; nursing administration.</w:t>
+      </w:r>
+    </w:p>
+    <w:p>
+      <w:pPr>
+        <w:spacing w:after="140"/>
+      </w:pPr>
+      <w:r>
+        <w:rPr>
+          <w:sz w:val="22"/>
+          <w:szCs w:val="22"/>
+        </w:rPr>
+        <w:t xml:space="preserve">The current version is available to all nursing staff at the «nursing office policy file» and, if the hospital keeps an intranet, at «staff intranet / policies».</w:t>
+      </w:r>
+    </w:p>
+    <w:p>
+      <w:pPr>
+        <w:spacing w:after="140"/>
+      </w:pPr>
+      <w:r>
+        <w:rPr>
+          <w:sz w:val="22"/>
+          <w:szCs w:val="22"/>
+        </w:rPr>
+        <w:t xml:space="preserve">When a new version is issued, take old copies out of use.</w:t>
+      </w:r>
+    </w:p>
+    <w:p>
+      <w:pPr>
+        <w:pStyle w:val="Heading1"/>
+        <w:spacing w:after="120" w:before="280"/>
+      </w:pPr>
+      <w:r>
+        <w:t>10. Abbreviations</w:t>
+      </w:r>
+    </w:p>
+    <w:p>
+      <w:pPr>
+        <w:spacing w:after="140"/>
+      </w:pPr>
+      <w:r>
+        <w:rPr>
+          <w:sz w:val="22"/>
+          <w:szCs w:val="22"/>
+        </w:rPr>
+        <w:t xml:space="preserve">CAPA — corrective and preventive action
+COP — Care of Patients (NABH SHCO chapter 5)
+HIC — Hospital Infection Control (NABH SHCO chapter 7)
+ICU — intensive care unit
+MOM — Management of Medication (NABH SHCO chapter 6)
+NABH — National Accreditation Board for Hospitals and Healthcare Providers
+OE — objective element
+RCA — root-cause analysis
+SHCO — Standards for Small Healthcare Organisations</w:t>
+      </w:r>
+    </w:p>
+    <w:p>
+      <w:pPr>
+        <w:pStyle w:val="Heading1"/>
+        <w:spacing w:after="120" w:before="280"/>
+      </w:pPr>
+      <w:r>
+        <w:t>11. Traceability to NABH SHCO 3rd Edition COP.4</w:t>
       </w:r>
     </w:p>
     <w:p>
@@ -3055,6 +2974,29 @@
           <w:sz w:val="20"/>
           <w:szCs w:val="20"/>
         </w:rPr>
+        <w:t xml:space="preserve">This table is an index. It is not how the policy is organised.</w:t>
+      </w:r>
+    </w:p>
+    <w:p>
+      <w:pPr>
+        <w:pStyle w:val="Heading1"/>
+        <w:spacing w:after="120" w:before="280"/>
+      </w:pPr>
+      <w:r>
+        <w:t>12. Required Records / Evidence Checklist</w:t>
+      </w:r>
+    </w:p>
+    <w:p>
+      <w:pPr>
+        <w:spacing w:after="120"/>
+      </w:pPr>
+      <w:r>
+        <w:rPr>
+          <w:i/>
+          <w:iCs/>
+          <w:sz w:val="20"/>
+          <w:szCs w:val="20"/>
+        </w:rPr>
         <w:t xml:space="preserve">Records the hospital holds under this policy, listed by objective element.</w:t>
       </w:r>
     </w:p>
@@ -3330,6 +3272,49 @@
           <w:szCs w:val="22"/>
         </w:rPr>
         <w:t xml:space="preserve">Training records when guidelines are updated.</w:t>
+      </w:r>
+    </w:p>
+    <w:p>
+      <w:pPr>
+        <w:pStyle w:val="Heading1"/>
+        <w:spacing w:after="120" w:before="280"/>
+      </w:pPr>
+      <w:r>
+        <w:t>13. References</w:t>
+      </w:r>
+    </w:p>
+    <w:p>
+      <w:pPr>
+        <w:pStyle w:val="ListParagraph"/>
+        <w:numPr>
+          <w:ilvl w:val="0"/>
+          <w:numId w:val="1"/>
+        </w:numPr>
+        <w:spacing w:after="60"/>
+      </w:pPr>
+      <w:r>
+        <w:rPr>
+          <w:sz w:val="22"/>
+          <w:szCs w:val="22"/>
+        </w:rPr>
+        <w:t xml:space="preserve">National Accreditation Board for Hospitals and Healthcare Providers (NABH), Standards for Small Healthcare Organisations, 3rd Edition — Care of Patients chapter, standard COP.4.</w:t>
+      </w:r>
+    </w:p>
+    <w:p>
+      <w:pPr>
+        <w:pStyle w:val="ListParagraph"/>
+        <w:numPr>
+          <w:ilvl w:val="0"/>
+          <w:numId w:val="1"/>
+        </w:numPr>
+        <w:spacing w:after="60"/>
+      </w:pPr>
+      <w:r>
+        <w:rPr>
+          <w:sz w:val="22"/>
+          <w:szCs w:val="22"/>
+        </w:rPr>
+        <w:t xml:space="preserve">Internal documents of «Hospital Name»: nursing documentation standards; patient assignment method; nursing equipment inventory; nursing clinical practice guidelines; AAC.3 care plan policy; COP.1 uniform care policy; MOM medication management policy; HIC infection-control programme.</w:t>
       </w:r>
     </w:p>
     <w:p>
@@ -3454,7 +3439,7 @@
         <w:sz w:val="16"/>
         <w:szCs w:val="16"/>
       </w:rPr>
-      <w:t xml:space="preserve">«Hospital Name»  |  «COP/POL/04»  |  Controlled document  |  Nursing Care</w:t>
+      <w:t>«Hospital Name»  |  «COP/POL/04»  |  Controlled document  |  Policy on Nursing Care</w:t>
     </w:r>
   </w:p>
 </w:ftr>

--- a/policies/build/masters/COP.4_v2_master.docx
+++ b/policies/build/masters/COP.4_v2_master.docx
@@ -2412,6 +2412,7 @@
         <w:gridCol w:w="100"/>
         <w:gridCol w:w="100"/>
         <w:gridCol w:w="100"/>
+        <w:gridCol w:w="100"/>
       </w:tblGrid>
       <w:tr>
         <w:tc>
@@ -2439,6 +2440,26 @@
         </w:tc>
         <w:tc>
           <w:tcPr>
+            <w:tcW w:type="pct" w:w="12%"/>
+            <w:tcBorders>
+              <w:top w:val="single" w:color="999999" w:sz="4"/>
+              <w:left w:val="single" w:color="999999" w:sz="4"/>
+              <w:bottom w:val="single" w:color="999999" w:sz="4"/>
+              <w:right w:val="single" w:color="999999" w:sz="4"/>
+            </w:tcBorders>
+            <w:shd w:fill="E8E8E8" w:val="clear"/>
+          </w:tcPr>
+          <w:p>
+            <w:r>
+              <w:rPr>
+                <w:b/>
+              </w:rPr>
+              <w:t>Level</w:t>
+            </w:r>
+          </w:p>
+        </w:tc>
+        <w:tc>
+          <w:tcPr>
             <w:tcW w:type="pct" w:w="32%"/>
             <w:tcBorders>
               <w:top w:val="single" w:color="999999" w:sz="4"/>
@@ -2532,6 +2553,22 @@
         </w:tc>
         <w:tc>
           <w:tcPr>
+            <w:tcW w:type="pct" w:w="12%"/>
+            <w:tcBorders>
+              <w:top w:val="single" w:color="999999" w:sz="4"/>
+              <w:left w:val="single" w:color="999999" w:sz="4"/>
+              <w:bottom w:val="single" w:color="999999" w:sz="4"/>
+              <w:right w:val="single" w:color="999999" w:sz="4"/>
+            </w:tcBorders>
+          </w:tcPr>
+          <w:p>
+            <w:r>
+              <w:t>CORE*</w:t>
+            </w:r>
+          </w:p>
+        </w:tc>
+        <w:tc>
+          <w:tcPr>
             <w:tcW w:type="pct" w:w="32%"/>
             <w:tcBorders>
               <w:top w:val="single" w:color="999999" w:sz="4"/>
@@ -2622,6 +2659,22 @@
         </w:tc>
         <w:tc>
           <w:tcPr>
+            <w:tcW w:type="pct" w:w="12%"/>
+            <w:tcBorders>
+              <w:top w:val="single" w:color="999999" w:sz="4"/>
+              <w:left w:val="single" w:color="999999" w:sz="4"/>
+              <w:bottom w:val="single" w:color="999999" w:sz="4"/>
+              <w:right w:val="single" w:color="999999" w:sz="4"/>
+            </w:tcBorders>
+          </w:tcPr>
+          <w:p>
+            <w:r>
+              <w:t>Commitment</w:t>
+            </w:r>
+          </w:p>
+        </w:tc>
+        <w:tc>
+          <w:tcPr>
             <w:tcW w:type="pct" w:w="32%"/>
             <w:tcBorders>
               <w:top w:val="single" w:color="999999" w:sz="4"/>
@@ -2712,6 +2765,22 @@
         </w:tc>
         <w:tc>
           <w:tcPr>
+            <w:tcW w:type="pct" w:w="12%"/>
+            <w:tcBorders>
+              <w:top w:val="single" w:color="999999" w:sz="4"/>
+              <w:left w:val="single" w:color="999999" w:sz="4"/>
+              <w:bottom w:val="single" w:color="999999" w:sz="4"/>
+              <w:right w:val="single" w:color="999999" w:sz="4"/>
+            </w:tcBorders>
+          </w:tcPr>
+          <w:p>
+            <w:r>
+              <w:t>Commitment</w:t>
+            </w:r>
+          </w:p>
+        </w:tc>
+        <w:tc>
+          <w:tcPr>
             <w:tcW w:type="pct" w:w="32%"/>
             <w:tcBorders>
               <w:top w:val="single" w:color="999999" w:sz="4"/>
@@ -2802,6 +2871,22 @@
         </w:tc>
         <w:tc>
           <w:tcPr>
+            <w:tcW w:type="pct" w:w="12%"/>
+            <w:tcBorders>
+              <w:top w:val="single" w:color="999999" w:sz="4"/>
+              <w:left w:val="single" w:color="999999" w:sz="4"/>
+              <w:bottom w:val="single" w:color="999999" w:sz="4"/>
+              <w:right w:val="single" w:color="999999" w:sz="4"/>
+            </w:tcBorders>
+          </w:tcPr>
+          <w:p>
+            <w:r>
+              <w:t>Excellence*</w:t>
+            </w:r>
+          </w:p>
+        </w:tc>
+        <w:tc>
+          <w:tcPr>
             <w:tcW w:type="pct" w:w="32%"/>
             <w:tcBorders>
               <w:top w:val="single" w:color="999999" w:sz="4"/>
@@ -2934,26 +3019,443 @@
         <w:t>10. Abbreviations</w:t>
       </w:r>
     </w:p>
-    <w:p>
-      <w:pPr>
-        <w:spacing w:after="140"/>
-      </w:pPr>
-      <w:r>
-        <w:rPr>
-          <w:sz w:val="22"/>
-          <w:szCs w:val="22"/>
-        </w:rPr>
-        <w:t xml:space="preserve">CAPA — corrective and preventive action
-COP — Care of Patients (NABH SHCO chapter 5)
-HIC — Hospital Infection Control (NABH SHCO chapter 7)
-ICU — intensive care unit
-MOM — Management of Medication (NABH SHCO chapter 6)
-NABH — National Accreditation Board for Hospitals and Healthcare Providers
-OE — objective element
-RCA — root-cause analysis
-SHCO — Standards for Small Healthcare Organisations</w:t>
-      </w:r>
-    </w:p>
+    <w:tbl>
+      <w:tblPr>
+        <w:tblW w:type="pct" w:w="100%"/>
+        <w:tblBorders>
+          <w:top w:val="single" w:color="auto" w:sz="4"/>
+          <w:left w:val="single" w:color="auto" w:sz="4"/>
+          <w:bottom w:val="single" w:color="auto" w:sz="4"/>
+          <w:right w:val="single" w:color="auto" w:sz="4"/>
+          <w:insideH w:val="single" w:color="auto" w:sz="4"/>
+          <w:insideV w:val="single" w:color="auto" w:sz="4"/>
+        </w:tblBorders>
+      </w:tblPr>
+      <w:tblGrid>
+        <w:gridCol w:w="100"/>
+        <w:gridCol w:w="100"/>
+      </w:tblGrid>
+      <w:tr>
+        <w:tc>
+          <w:tcPr>
+            <w:tcW w:type="pct" w:w="22%"/>
+            <w:tcBorders>
+              <w:top w:val="single" w:color="999999" w:sz="4"/>
+              <w:left w:val="single" w:color="999999" w:sz="4"/>
+              <w:bottom w:val="single" w:color="999999" w:sz="4"/>
+              <w:right w:val="single" w:color="999999" w:sz="4"/>
+            </w:tcBorders>
+            <w:shd w:fill="E8E8E8" w:val="clear"/>
+          </w:tcPr>
+          <w:p>
+            <w:r>
+              <w:rPr>
+                <w:b/>
+              </w:rPr>
+              <w:t>Abbreviation</w:t>
+            </w:r>
+          </w:p>
+        </w:tc>
+        <w:tc>
+          <w:tcPr>
+            <w:tcW w:type="pct" w:w="22%"/>
+            <w:tcBorders>
+              <w:top w:val="single" w:color="999999" w:sz="4"/>
+              <w:left w:val="single" w:color="999999" w:sz="4"/>
+              <w:bottom w:val="single" w:color="999999" w:sz="4"/>
+              <w:right w:val="single" w:color="999999" w:sz="4"/>
+            </w:tcBorders>
+            <w:shd w:fill="E8E8E8" w:val="clear"/>
+          </w:tcPr>
+          <w:p>
+            <w:r>
+              <w:rPr>
+                <w:b/>
+              </w:rPr>
+              <w:t>Meaning</w:t>
+            </w:r>
+          </w:p>
+        </w:tc>
+      </w:tr>
+      <w:tr>
+        <w:tc>
+          <w:tcPr>
+            <w:tcW w:type="pct" w:w="22%"/>
+            <w:tcBorders>
+              <w:top w:val="single" w:color="999999" w:sz="4"/>
+              <w:left w:val="single" w:color="999999" w:sz="4"/>
+              <w:bottom w:val="single" w:color="999999" w:sz="4"/>
+              <w:right w:val="single" w:color="999999" w:sz="4"/>
+            </w:tcBorders>
+            <w:shd w:fill="E8E8E8" w:val="clear"/>
+          </w:tcPr>
+          <w:p>
+            <w:r>
+              <w:rPr>
+                <w:b w:val="0"/>
+              </w:rPr>
+              <w:t>CAPA</w:t>
+            </w:r>
+          </w:p>
+        </w:tc>
+        <w:tc>
+          <w:tcPr>
+            <w:tcW w:type="pct" w:w="22%"/>
+            <w:tcBorders>
+              <w:top w:val="single" w:color="999999" w:sz="4"/>
+              <w:left w:val="single" w:color="999999" w:sz="4"/>
+              <w:bottom w:val="single" w:color="999999" w:sz="4"/>
+              <w:right w:val="single" w:color="999999" w:sz="4"/>
+            </w:tcBorders>
+            <w:shd w:fill="E8E8E8" w:val="clear"/>
+          </w:tcPr>
+          <w:p>
+            <w:r>
+              <w:rPr>
+                <w:b w:val="0"/>
+              </w:rPr>
+              <w:t>corrective and preventive action</w:t>
+            </w:r>
+          </w:p>
+        </w:tc>
+      </w:tr>
+      <w:tr>
+        <w:tc>
+          <w:tcPr>
+            <w:tcW w:type="pct" w:w="22%"/>
+            <w:tcBorders>
+              <w:top w:val="single" w:color="999999" w:sz="4"/>
+              <w:left w:val="single" w:color="999999" w:sz="4"/>
+              <w:bottom w:val="single" w:color="999999" w:sz="4"/>
+              <w:right w:val="single" w:color="999999" w:sz="4"/>
+            </w:tcBorders>
+            <w:shd w:fill="E8E8E8" w:val="clear"/>
+          </w:tcPr>
+          <w:p>
+            <w:r>
+              <w:rPr>
+                <w:b w:val="0"/>
+              </w:rPr>
+              <w:t>COP</w:t>
+            </w:r>
+          </w:p>
+        </w:tc>
+        <w:tc>
+          <w:tcPr>
+            <w:tcW w:type="pct" w:w="22%"/>
+            <w:tcBorders>
+              <w:top w:val="single" w:color="999999" w:sz="4"/>
+              <w:left w:val="single" w:color="999999" w:sz="4"/>
+              <w:bottom w:val="single" w:color="999999" w:sz="4"/>
+              <w:right w:val="single" w:color="999999" w:sz="4"/>
+            </w:tcBorders>
+            <w:shd w:fill="E8E8E8" w:val="clear"/>
+          </w:tcPr>
+          <w:p>
+            <w:r>
+              <w:rPr>
+                <w:b w:val="0"/>
+              </w:rPr>
+              <w:t>Care of Patients (NABH SHCO chapter 5)</w:t>
+            </w:r>
+          </w:p>
+        </w:tc>
+      </w:tr>
+      <w:tr>
+        <w:tc>
+          <w:tcPr>
+            <w:tcW w:type="pct" w:w="22%"/>
+            <w:tcBorders>
+              <w:top w:val="single" w:color="999999" w:sz="4"/>
+              <w:left w:val="single" w:color="999999" w:sz="4"/>
+              <w:bottom w:val="single" w:color="999999" w:sz="4"/>
+              <w:right w:val="single" w:color="999999" w:sz="4"/>
+            </w:tcBorders>
+            <w:shd w:fill="E8E8E8" w:val="clear"/>
+          </w:tcPr>
+          <w:p>
+            <w:r>
+              <w:rPr>
+                <w:b w:val="0"/>
+              </w:rPr>
+              <w:t>HIC</w:t>
+            </w:r>
+          </w:p>
+        </w:tc>
+        <w:tc>
+          <w:tcPr>
+            <w:tcW w:type="pct" w:w="22%"/>
+            <w:tcBorders>
+              <w:top w:val="single" w:color="999999" w:sz="4"/>
+              <w:left w:val="single" w:color="999999" w:sz="4"/>
+              <w:bottom w:val="single" w:color="999999" w:sz="4"/>
+              <w:right w:val="single" w:color="999999" w:sz="4"/>
+            </w:tcBorders>
+            <w:shd w:fill="E8E8E8" w:val="clear"/>
+          </w:tcPr>
+          <w:p>
+            <w:r>
+              <w:rPr>
+                <w:b w:val="0"/>
+              </w:rPr>
+              <w:t>Hospital Infection Control (NABH SHCO chapter 7)</w:t>
+            </w:r>
+          </w:p>
+        </w:tc>
+      </w:tr>
+      <w:tr>
+        <w:tc>
+          <w:tcPr>
+            <w:tcW w:type="pct" w:w="22%"/>
+            <w:tcBorders>
+              <w:top w:val="single" w:color="999999" w:sz="4"/>
+              <w:left w:val="single" w:color="999999" w:sz="4"/>
+              <w:bottom w:val="single" w:color="999999" w:sz="4"/>
+              <w:right w:val="single" w:color="999999" w:sz="4"/>
+            </w:tcBorders>
+            <w:shd w:fill="E8E8E8" w:val="clear"/>
+          </w:tcPr>
+          <w:p>
+            <w:r>
+              <w:rPr>
+                <w:b w:val="0"/>
+              </w:rPr>
+              <w:t>ICU</w:t>
+            </w:r>
+          </w:p>
+        </w:tc>
+        <w:tc>
+          <w:tcPr>
+            <w:tcW w:type="pct" w:w="22%"/>
+            <w:tcBorders>
+              <w:top w:val="single" w:color="999999" w:sz="4"/>
+              <w:left w:val="single" w:color="999999" w:sz="4"/>
+              <w:bottom w:val="single" w:color="999999" w:sz="4"/>
+              <w:right w:val="single" w:color="999999" w:sz="4"/>
+            </w:tcBorders>
+            <w:shd w:fill="E8E8E8" w:val="clear"/>
+          </w:tcPr>
+          <w:p>
+            <w:r>
+              <w:rPr>
+                <w:b w:val="0"/>
+              </w:rPr>
+              <w:t>intensive care unit</w:t>
+            </w:r>
+          </w:p>
+        </w:tc>
+      </w:tr>
+      <w:tr>
+        <w:tc>
+          <w:tcPr>
+            <w:tcW w:type="pct" w:w="22%"/>
+            <w:tcBorders>
+              <w:top w:val="single" w:color="999999" w:sz="4"/>
+              <w:left w:val="single" w:color="999999" w:sz="4"/>
+              <w:bottom w:val="single" w:color="999999" w:sz="4"/>
+              <w:right w:val="single" w:color="999999" w:sz="4"/>
+            </w:tcBorders>
+            <w:shd w:fill="E8E8E8" w:val="clear"/>
+          </w:tcPr>
+          <w:p>
+            <w:r>
+              <w:rPr>
+                <w:b w:val="0"/>
+              </w:rPr>
+              <w:t>MOM</w:t>
+            </w:r>
+          </w:p>
+        </w:tc>
+        <w:tc>
+          <w:tcPr>
+            <w:tcW w:type="pct" w:w="22%"/>
+            <w:tcBorders>
+              <w:top w:val="single" w:color="999999" w:sz="4"/>
+              <w:left w:val="single" w:color="999999" w:sz="4"/>
+              <w:bottom w:val="single" w:color="999999" w:sz="4"/>
+              <w:right w:val="single" w:color="999999" w:sz="4"/>
+            </w:tcBorders>
+            <w:shd w:fill="E8E8E8" w:val="clear"/>
+          </w:tcPr>
+          <w:p>
+            <w:r>
+              <w:rPr>
+                <w:b w:val="0"/>
+              </w:rPr>
+              <w:t>Management of Medication (NABH SHCO chapter 6)</w:t>
+            </w:r>
+          </w:p>
+        </w:tc>
+      </w:tr>
+      <w:tr>
+        <w:tc>
+          <w:tcPr>
+            <w:tcW w:type="pct" w:w="22%"/>
+            <w:tcBorders>
+              <w:top w:val="single" w:color="999999" w:sz="4"/>
+              <w:left w:val="single" w:color="999999" w:sz="4"/>
+              <w:bottom w:val="single" w:color="999999" w:sz="4"/>
+              <w:right w:val="single" w:color="999999" w:sz="4"/>
+            </w:tcBorders>
+            <w:shd w:fill="E8E8E8" w:val="clear"/>
+          </w:tcPr>
+          <w:p>
+            <w:r>
+              <w:rPr>
+                <w:b w:val="0"/>
+              </w:rPr>
+              <w:t>NABH</w:t>
+            </w:r>
+          </w:p>
+        </w:tc>
+        <w:tc>
+          <w:tcPr>
+            <w:tcW w:type="pct" w:w="22%"/>
+            <w:tcBorders>
+              <w:top w:val="single" w:color="999999" w:sz="4"/>
+              <w:left w:val="single" w:color="999999" w:sz="4"/>
+              <w:bottom w:val="single" w:color="999999" w:sz="4"/>
+              <w:right w:val="single" w:color="999999" w:sz="4"/>
+            </w:tcBorders>
+            <w:shd w:fill="E8E8E8" w:val="clear"/>
+          </w:tcPr>
+          <w:p>
+            <w:r>
+              <w:rPr>
+                <w:b w:val="0"/>
+              </w:rPr>
+              <w:t>National Accreditation Board for Hospitals and Healthcare Providers</w:t>
+            </w:r>
+          </w:p>
+        </w:tc>
+      </w:tr>
+      <w:tr>
+        <w:tc>
+          <w:tcPr>
+            <w:tcW w:type="pct" w:w="22%"/>
+            <w:tcBorders>
+              <w:top w:val="single" w:color="999999" w:sz="4"/>
+              <w:left w:val="single" w:color="999999" w:sz="4"/>
+              <w:bottom w:val="single" w:color="999999" w:sz="4"/>
+              <w:right w:val="single" w:color="999999" w:sz="4"/>
+            </w:tcBorders>
+            <w:shd w:fill="E8E8E8" w:val="clear"/>
+          </w:tcPr>
+          <w:p>
+            <w:r>
+              <w:rPr>
+                <w:b w:val="0"/>
+              </w:rPr>
+              <w:t>OE</w:t>
+            </w:r>
+          </w:p>
+        </w:tc>
+        <w:tc>
+          <w:tcPr>
+            <w:tcW w:type="pct" w:w="22%"/>
+            <w:tcBorders>
+              <w:top w:val="single" w:color="999999" w:sz="4"/>
+              <w:left w:val="single" w:color="999999" w:sz="4"/>
+              <w:bottom w:val="single" w:color="999999" w:sz="4"/>
+              <w:right w:val="single" w:color="999999" w:sz="4"/>
+            </w:tcBorders>
+            <w:shd w:fill="E8E8E8" w:val="clear"/>
+          </w:tcPr>
+          <w:p>
+            <w:r>
+              <w:rPr>
+                <w:b w:val="0"/>
+              </w:rPr>
+              <w:t>objective element</w:t>
+            </w:r>
+          </w:p>
+        </w:tc>
+      </w:tr>
+      <w:tr>
+        <w:tc>
+          <w:tcPr>
+            <w:tcW w:type="pct" w:w="22%"/>
+            <w:tcBorders>
+              <w:top w:val="single" w:color="999999" w:sz="4"/>
+              <w:left w:val="single" w:color="999999" w:sz="4"/>
+              <w:bottom w:val="single" w:color="999999" w:sz="4"/>
+              <w:right w:val="single" w:color="999999" w:sz="4"/>
+            </w:tcBorders>
+            <w:shd w:fill="E8E8E8" w:val="clear"/>
+          </w:tcPr>
+          <w:p>
+            <w:r>
+              <w:rPr>
+                <w:b w:val="0"/>
+              </w:rPr>
+              <w:t>RCA</w:t>
+            </w:r>
+          </w:p>
+        </w:tc>
+        <w:tc>
+          <w:tcPr>
+            <w:tcW w:type="pct" w:w="22%"/>
+            <w:tcBorders>
+              <w:top w:val="single" w:color="999999" w:sz="4"/>
+              <w:left w:val="single" w:color="999999" w:sz="4"/>
+              <w:bottom w:val="single" w:color="999999" w:sz="4"/>
+              <w:right w:val="single" w:color="999999" w:sz="4"/>
+            </w:tcBorders>
+            <w:shd w:fill="E8E8E8" w:val="clear"/>
+          </w:tcPr>
+          <w:p>
+            <w:r>
+              <w:rPr>
+                <w:b w:val="0"/>
+              </w:rPr>
+              <w:t>root-cause analysis</w:t>
+            </w:r>
+          </w:p>
+        </w:tc>
+      </w:tr>
+      <w:tr>
+        <w:tc>
+          <w:tcPr>
+            <w:tcW w:type="pct" w:w="22%"/>
+            <w:tcBorders>
+              <w:top w:val="single" w:color="999999" w:sz="4"/>
+              <w:left w:val="single" w:color="999999" w:sz="4"/>
+              <w:bottom w:val="single" w:color="999999" w:sz="4"/>
+              <w:right w:val="single" w:color="999999" w:sz="4"/>
+            </w:tcBorders>
+            <w:shd w:fill="E8E8E8" w:val="clear"/>
+          </w:tcPr>
+          <w:p>
+            <w:r>
+              <w:rPr>
+                <w:b w:val="0"/>
+              </w:rPr>
+              <w:t>SHCO</w:t>
+            </w:r>
+          </w:p>
+        </w:tc>
+        <w:tc>
+          <w:tcPr>
+            <w:tcW w:type="pct" w:w="22%"/>
+            <w:tcBorders>
+              <w:top w:val="single" w:color="999999" w:sz="4"/>
+              <w:left w:val="single" w:color="999999" w:sz="4"/>
+              <w:bottom w:val="single" w:color="999999" w:sz="4"/>
+              <w:right w:val="single" w:color="999999" w:sz="4"/>
+            </w:tcBorders>
+            <w:shd w:fill="E8E8E8" w:val="clear"/>
+          </w:tcPr>
+          <w:p>
+            <w:r>
+              <w:rPr>
+                <w:b w:val="0"/>
+              </w:rPr>
+              <w:t>Standards for Small Healthcare Organisations</w:t>
+            </w:r>
+          </w:p>
+        </w:tc>
+      </w:tr>
+    </w:tbl>
     <w:p>
       <w:pPr>
         <w:pStyle w:val="Heading1"/>

--- a/policies/build/masters/COP.4_v2_master.docx
+++ b/policies/build/masters/COP.4_v2_master.docx
@@ -689,31 +689,7 @@
           <w:sz w:val="22"/>
           <w:szCs w:val="22"/>
         </w:rPr>
-        <w:t xml:space="preserve">The chapter intent is that nursing care is aligned with patient care, follows guidelines, is equipped, and is guided by current practice.</w:t>
-      </w:r>
-    </w:p>
-    <w:p>
-      <w:pPr>
-        <w:spacing w:after="140"/>
-      </w:pPr>
-      <w:r>
-        <w:rPr>
-          <w:sz w:val="22"/>
-          <w:szCs w:val="22"/>
-        </w:rPr>
         <w:t xml:space="preserve">This policy owns nursing care delivery. AAC.3 owns the care plan as a clinical document. COP.1 owns uniform care across settings.</w:t>
-      </w:r>
-    </w:p>
-    <w:p>
-      <w:pPr>
-        <w:spacing w:after="140"/>
-      </w:pPr>
-      <w:r>
-        <w:rPr>
-          <w:sz w:val="22"/>
-          <w:szCs w:val="22"/>
-        </w:rPr>
-        <w:t xml:space="preserve">Words marked «like this» are defaults a small hospital can keep. A blank marked «________» has no sensible default. Fill it in before this document is signed.</w:t>
       </w:r>
     </w:p>
     <w:p>
@@ -747,86 +723,6 @@
           <w:szCs w:val="22"/>
         </w:rPr>
         <w:t xml:space="preserve">It covers the four elements COP.4.a–d name. It does not cover the care plan as a clinical document (AAC.3), uniform care across settings (COP.1), or medication administration as a system (MOM).</w:t>
-      </w:r>
-    </w:p>
-    <w:p>
-      <w:pPr>
-        <w:spacing w:after="140"/>
-      </w:pPr>
-      <w:r>
-        <w:rPr>
-          <w:sz w:val="22"/>
-          <w:szCs w:val="22"/>
-        </w:rPr>
-        <w:t xml:space="preserve">Boundaries with other policies of «Hospital Name»:</w:t>
-      </w:r>
-    </w:p>
-    <w:p>
-      <w:pPr>
-        <w:pStyle w:val="ListParagraph"/>
-        <w:numPr>
-          <w:ilvl w:val="0"/>
-          <w:numId w:val="1"/>
-        </w:numPr>
-        <w:spacing w:after="60"/>
-      </w:pPr>
-      <w:r>
-        <w:rPr>
-          <w:sz w:val="22"/>
-          <w:szCs w:val="22"/>
-        </w:rPr>
-        <w:t xml:space="preserve">AAC.3 owns the care plan as a clinical document. This policy owns that nursing care is aligned and integrated with that plan.</w:t>
-      </w:r>
-    </w:p>
-    <w:p>
-      <w:pPr>
-        <w:pStyle w:val="ListParagraph"/>
-        <w:numPr>
-          <w:ilvl w:val="0"/>
-          <w:numId w:val="1"/>
-        </w:numPr>
-        <w:spacing w:after="60"/>
-      </w:pPr>
-      <w:r>
-        <w:rPr>
-          <w:sz w:val="22"/>
-          <w:szCs w:val="22"/>
-        </w:rPr>
-        <w:t xml:space="preserve">COP.1 owns uniform care. This policy owns that nursing care follows adopted guidelines uniformly.</w:t>
-      </w:r>
-    </w:p>
-    <w:p>
-      <w:pPr>
-        <w:pStyle w:val="ListParagraph"/>
-        <w:numPr>
-          <w:ilvl w:val="0"/>
-          <w:numId w:val="1"/>
-        </w:numPr>
-        <w:spacing w:after="60"/>
-      </w:pPr>
-      <w:r>
-        <w:rPr>
-          <w:sz w:val="22"/>
-          <w:szCs w:val="22"/>
-        </w:rPr>
-        <w:t xml:space="preserve">MOM owns medication management. This policy owns that nurses administer medications as part of nursing care following nursing practice guidelines.</w:t>
-      </w:r>
-    </w:p>
-    <w:p>
-      <w:pPr>
-        <w:pStyle w:val="ListParagraph"/>
-        <w:numPr>
-          <w:ilvl w:val="0"/>
-          <w:numId w:val="1"/>
-        </w:numPr>
-        <w:spacing w:after="60"/>
-      </w:pPr>
-      <w:r>
-        <w:rPr>
-          <w:sz w:val="22"/>
-          <w:szCs w:val="22"/>
-        </w:rPr>
-        <w:t xml:space="preserve">HIC owns the infection-control programme. This policy owns that nurses follow infection-control practices as part of nursing care.</w:t>
       </w:r>
     </w:p>
     <w:p>

--- a/policies/build/masters/COP.4_v2_master.docx
+++ b/policies/build/masters/COP.4_v2_master.docx
@@ -678,18 +678,6 @@
           <w:szCs w:val="22"/>
         </w:rPr>
         <w:t xml:space="preserve">It covers four elements: nursing care aligned and integrated with overall patient care and documented in the patient record; assignment of patient care as per current good clinical and nursing practice guidelines; appropriate and adequate equipment for safe and efficient nursing services; and development and implementation of nursing clinical practice guidelines reflecting current standards of practice.</w:t>
-      </w:r>
-    </w:p>
-    <w:p>
-      <w:pPr>
-        <w:spacing w:after="140"/>
-      </w:pPr>
-      <w:r>
-        <w:rPr>
-          <w:sz w:val="22"/>
-          <w:szCs w:val="22"/>
-        </w:rPr>
-        <w:t xml:space="preserve">This policy owns nursing care delivery. AAC.3 owns the care plan as a clinical document. COP.1 owns uniform care across settings.</w:t>
       </w:r>
     </w:p>
     <w:p>

--- a/policies/build/masters/COP.4_v2_master.docx
+++ b/policies/build/masters/COP.4_v2_master.docx
@@ -2279,6 +2279,532 @@
         <w:t xml:space="preserve">The Nursing Superintendent holds signed acknowledgements with the induction record.</w:t>
       </w:r>
     </w:p>
+    <w:p>
+      <w:pPr>
+        <w:pStyle w:val="Heading1"/>
+        <w:spacing w:after="120" w:before="280"/>
+      </w:pPr>
+      <w:r>
+        <w:t>9. Distribution</w:t>
+      </w:r>
+    </w:p>
+    <w:p>
+      <w:pPr>
+        <w:spacing w:after="140"/>
+      </w:pPr>
+      <w:r>
+        <w:rPr>
+          <w:sz w:val="22"/>
+          <w:szCs w:val="22"/>
+        </w:rPr>
+        <w:t xml:space="preserve">Official master copy: office of the Medical Superintendent, «Hospital Name», with the Nursing Superintendent and the Quality Coordinator.</w:t>
+      </w:r>
+    </w:p>
+    <w:p>
+      <w:pPr>
+        <w:spacing w:after="140"/>
+      </w:pPr>
+      <w:r>
+        <w:rPr>
+          <w:sz w:val="22"/>
+          <w:szCs w:val="22"/>
+        </w:rPr>
+        <w:t xml:space="preserve">Copies issued to: every in-patient ward; emergency department; out-patient clinics; ICU where it exists; nursing administration.</w:t>
+      </w:r>
+    </w:p>
+    <w:p>
+      <w:pPr>
+        <w:spacing w:after="140"/>
+      </w:pPr>
+      <w:r>
+        <w:rPr>
+          <w:sz w:val="22"/>
+          <w:szCs w:val="22"/>
+        </w:rPr>
+        <w:t xml:space="preserve">The current version is available to all nursing staff at the «nursing office policy file» and, if the hospital keeps an intranet, at «staff intranet / policies».</w:t>
+      </w:r>
+    </w:p>
+    <w:p>
+      <w:pPr>
+        <w:spacing w:after="140"/>
+      </w:pPr>
+      <w:r>
+        <w:rPr>
+          <w:sz w:val="22"/>
+          <w:szCs w:val="22"/>
+        </w:rPr>
+        <w:t xml:space="preserve">When a new version is issued, take old copies out of use.</w:t>
+      </w:r>
+    </w:p>
+    <w:p>
+      <w:pPr>
+        <w:pStyle w:val="Heading1"/>
+        <w:spacing w:after="120" w:before="280"/>
+      </w:pPr>
+      <w:r>
+        <w:t>10. Abbreviations</w:t>
+      </w:r>
+    </w:p>
+    <w:tbl>
+      <w:tblPr>
+        <w:tblW w:type="pct" w:w="100%"/>
+        <w:tblBorders>
+          <w:top w:val="single" w:color="auto" w:sz="4"/>
+          <w:left w:val="single" w:color="auto" w:sz="4"/>
+          <w:bottom w:val="single" w:color="auto" w:sz="4"/>
+          <w:right w:val="single" w:color="auto" w:sz="4"/>
+          <w:insideH w:val="single" w:color="auto" w:sz="4"/>
+          <w:insideV w:val="single" w:color="auto" w:sz="4"/>
+        </w:tblBorders>
+      </w:tblPr>
+      <w:tblGrid>
+        <w:gridCol w:w="100"/>
+        <w:gridCol w:w="100"/>
+      </w:tblGrid>
+      <w:tr>
+        <w:tc>
+          <w:tcPr>
+            <w:tcW w:type="pct" w:w="22%"/>
+            <w:tcBorders>
+              <w:top w:val="single" w:color="999999" w:sz="4"/>
+              <w:left w:val="single" w:color="999999" w:sz="4"/>
+              <w:bottom w:val="single" w:color="999999" w:sz="4"/>
+              <w:right w:val="single" w:color="999999" w:sz="4"/>
+            </w:tcBorders>
+            <w:shd w:fill="E8E8E8" w:val="clear"/>
+          </w:tcPr>
+          <w:p>
+            <w:r>
+              <w:rPr>
+                <w:b/>
+              </w:rPr>
+              <w:t>Abbreviation</w:t>
+            </w:r>
+          </w:p>
+        </w:tc>
+        <w:tc>
+          <w:tcPr>
+            <w:tcW w:type="pct" w:w="22%"/>
+            <w:tcBorders>
+              <w:top w:val="single" w:color="999999" w:sz="4"/>
+              <w:left w:val="single" w:color="999999" w:sz="4"/>
+              <w:bottom w:val="single" w:color="999999" w:sz="4"/>
+              <w:right w:val="single" w:color="999999" w:sz="4"/>
+            </w:tcBorders>
+            <w:shd w:fill="E8E8E8" w:val="clear"/>
+          </w:tcPr>
+          <w:p>
+            <w:r>
+              <w:rPr>
+                <w:b/>
+              </w:rPr>
+              <w:t>Meaning</w:t>
+            </w:r>
+          </w:p>
+        </w:tc>
+      </w:tr>
+      <w:tr>
+        <w:tc>
+          <w:tcPr>
+            <w:tcW w:type="pct" w:w="22%"/>
+            <w:tcBorders>
+              <w:top w:val="single" w:color="999999" w:sz="4"/>
+              <w:left w:val="single" w:color="999999" w:sz="4"/>
+              <w:bottom w:val="single" w:color="999999" w:sz="4"/>
+              <w:right w:val="single" w:color="999999" w:sz="4"/>
+            </w:tcBorders>
+            <w:shd w:fill="E8E8E8" w:val="clear"/>
+          </w:tcPr>
+          <w:p>
+            <w:r>
+              <w:rPr>
+                <w:b w:val="0"/>
+              </w:rPr>
+              <w:t>CAPA</w:t>
+            </w:r>
+          </w:p>
+        </w:tc>
+        <w:tc>
+          <w:tcPr>
+            <w:tcW w:type="pct" w:w="22%"/>
+            <w:tcBorders>
+              <w:top w:val="single" w:color="999999" w:sz="4"/>
+              <w:left w:val="single" w:color="999999" w:sz="4"/>
+              <w:bottom w:val="single" w:color="999999" w:sz="4"/>
+              <w:right w:val="single" w:color="999999" w:sz="4"/>
+            </w:tcBorders>
+            <w:shd w:fill="E8E8E8" w:val="clear"/>
+          </w:tcPr>
+          <w:p>
+            <w:r>
+              <w:rPr>
+                <w:b w:val="0"/>
+              </w:rPr>
+              <w:t>corrective and preventive action</w:t>
+            </w:r>
+          </w:p>
+        </w:tc>
+      </w:tr>
+      <w:tr>
+        <w:tc>
+          <w:tcPr>
+            <w:tcW w:type="pct" w:w="22%"/>
+            <w:tcBorders>
+              <w:top w:val="single" w:color="999999" w:sz="4"/>
+              <w:left w:val="single" w:color="999999" w:sz="4"/>
+              <w:bottom w:val="single" w:color="999999" w:sz="4"/>
+              <w:right w:val="single" w:color="999999" w:sz="4"/>
+            </w:tcBorders>
+            <w:shd w:fill="E8E8E8" w:val="clear"/>
+          </w:tcPr>
+          <w:p>
+            <w:r>
+              <w:rPr>
+                <w:b w:val="0"/>
+              </w:rPr>
+              <w:t>COP</w:t>
+            </w:r>
+          </w:p>
+        </w:tc>
+        <w:tc>
+          <w:tcPr>
+            <w:tcW w:type="pct" w:w="22%"/>
+            <w:tcBorders>
+              <w:top w:val="single" w:color="999999" w:sz="4"/>
+              <w:left w:val="single" w:color="999999" w:sz="4"/>
+              <w:bottom w:val="single" w:color="999999" w:sz="4"/>
+              <w:right w:val="single" w:color="999999" w:sz="4"/>
+            </w:tcBorders>
+            <w:shd w:fill="E8E8E8" w:val="clear"/>
+          </w:tcPr>
+          <w:p>
+            <w:r>
+              <w:rPr>
+                <w:b w:val="0"/>
+              </w:rPr>
+              <w:t>Care of Patients (NABH SHCO chapter 5)</w:t>
+            </w:r>
+          </w:p>
+        </w:tc>
+      </w:tr>
+      <w:tr>
+        <w:tc>
+          <w:tcPr>
+            <w:tcW w:type="pct" w:w="22%"/>
+            <w:tcBorders>
+              <w:top w:val="single" w:color="999999" w:sz="4"/>
+              <w:left w:val="single" w:color="999999" w:sz="4"/>
+              <w:bottom w:val="single" w:color="999999" w:sz="4"/>
+              <w:right w:val="single" w:color="999999" w:sz="4"/>
+            </w:tcBorders>
+            <w:shd w:fill="E8E8E8" w:val="clear"/>
+          </w:tcPr>
+          <w:p>
+            <w:r>
+              <w:rPr>
+                <w:b w:val="0"/>
+              </w:rPr>
+              <w:t>HIC</w:t>
+            </w:r>
+          </w:p>
+        </w:tc>
+        <w:tc>
+          <w:tcPr>
+            <w:tcW w:type="pct" w:w="22%"/>
+            <w:tcBorders>
+              <w:top w:val="single" w:color="999999" w:sz="4"/>
+              <w:left w:val="single" w:color="999999" w:sz="4"/>
+              <w:bottom w:val="single" w:color="999999" w:sz="4"/>
+              <w:right w:val="single" w:color="999999" w:sz="4"/>
+            </w:tcBorders>
+            <w:shd w:fill="E8E8E8" w:val="clear"/>
+          </w:tcPr>
+          <w:p>
+            <w:r>
+              <w:rPr>
+                <w:b w:val="0"/>
+              </w:rPr>
+              <w:t>Hospital Infection Control (NABH SHCO chapter 7)</w:t>
+            </w:r>
+          </w:p>
+        </w:tc>
+      </w:tr>
+      <w:tr>
+        <w:tc>
+          <w:tcPr>
+            <w:tcW w:type="pct" w:w="22%"/>
+            <w:tcBorders>
+              <w:top w:val="single" w:color="999999" w:sz="4"/>
+              <w:left w:val="single" w:color="999999" w:sz="4"/>
+              <w:bottom w:val="single" w:color="999999" w:sz="4"/>
+              <w:right w:val="single" w:color="999999" w:sz="4"/>
+            </w:tcBorders>
+            <w:shd w:fill="E8E8E8" w:val="clear"/>
+          </w:tcPr>
+          <w:p>
+            <w:r>
+              <w:rPr>
+                <w:b w:val="0"/>
+              </w:rPr>
+              <w:t>ICU</w:t>
+            </w:r>
+          </w:p>
+        </w:tc>
+        <w:tc>
+          <w:tcPr>
+            <w:tcW w:type="pct" w:w="22%"/>
+            <w:tcBorders>
+              <w:top w:val="single" w:color="999999" w:sz="4"/>
+              <w:left w:val="single" w:color="999999" w:sz="4"/>
+              <w:bottom w:val="single" w:color="999999" w:sz="4"/>
+              <w:right w:val="single" w:color="999999" w:sz="4"/>
+            </w:tcBorders>
+            <w:shd w:fill="E8E8E8" w:val="clear"/>
+          </w:tcPr>
+          <w:p>
+            <w:r>
+              <w:rPr>
+                <w:b w:val="0"/>
+              </w:rPr>
+              <w:t>intensive care unit</w:t>
+            </w:r>
+          </w:p>
+        </w:tc>
+      </w:tr>
+      <w:tr>
+        <w:tc>
+          <w:tcPr>
+            <w:tcW w:type="pct" w:w="22%"/>
+            <w:tcBorders>
+              <w:top w:val="single" w:color="999999" w:sz="4"/>
+              <w:left w:val="single" w:color="999999" w:sz="4"/>
+              <w:bottom w:val="single" w:color="999999" w:sz="4"/>
+              <w:right w:val="single" w:color="999999" w:sz="4"/>
+            </w:tcBorders>
+            <w:shd w:fill="E8E8E8" w:val="clear"/>
+          </w:tcPr>
+          <w:p>
+            <w:r>
+              <w:rPr>
+                <w:b w:val="0"/>
+              </w:rPr>
+              <w:t>MOM</w:t>
+            </w:r>
+          </w:p>
+        </w:tc>
+        <w:tc>
+          <w:tcPr>
+            <w:tcW w:type="pct" w:w="22%"/>
+            <w:tcBorders>
+              <w:top w:val="single" w:color="999999" w:sz="4"/>
+              <w:left w:val="single" w:color="999999" w:sz="4"/>
+              <w:bottom w:val="single" w:color="999999" w:sz="4"/>
+              <w:right w:val="single" w:color="999999" w:sz="4"/>
+            </w:tcBorders>
+            <w:shd w:fill="E8E8E8" w:val="clear"/>
+          </w:tcPr>
+          <w:p>
+            <w:r>
+              <w:rPr>
+                <w:b w:val="0"/>
+              </w:rPr>
+              <w:t>Management of Medication (NABH SHCO chapter 6)</w:t>
+            </w:r>
+          </w:p>
+        </w:tc>
+      </w:tr>
+      <w:tr>
+        <w:tc>
+          <w:tcPr>
+            <w:tcW w:type="pct" w:w="22%"/>
+            <w:tcBorders>
+              <w:top w:val="single" w:color="999999" w:sz="4"/>
+              <w:left w:val="single" w:color="999999" w:sz="4"/>
+              <w:bottom w:val="single" w:color="999999" w:sz="4"/>
+              <w:right w:val="single" w:color="999999" w:sz="4"/>
+            </w:tcBorders>
+            <w:shd w:fill="E8E8E8" w:val="clear"/>
+          </w:tcPr>
+          <w:p>
+            <w:r>
+              <w:rPr>
+                <w:b w:val="0"/>
+              </w:rPr>
+              <w:t>NABH</w:t>
+            </w:r>
+          </w:p>
+        </w:tc>
+        <w:tc>
+          <w:tcPr>
+            <w:tcW w:type="pct" w:w="22%"/>
+            <w:tcBorders>
+              <w:top w:val="single" w:color="999999" w:sz="4"/>
+              <w:left w:val="single" w:color="999999" w:sz="4"/>
+              <w:bottom w:val="single" w:color="999999" w:sz="4"/>
+              <w:right w:val="single" w:color="999999" w:sz="4"/>
+            </w:tcBorders>
+            <w:shd w:fill="E8E8E8" w:val="clear"/>
+          </w:tcPr>
+          <w:p>
+            <w:r>
+              <w:rPr>
+                <w:b w:val="0"/>
+              </w:rPr>
+              <w:t>National Accreditation Board for Hospitals and Healthcare Providers</w:t>
+            </w:r>
+          </w:p>
+        </w:tc>
+      </w:tr>
+      <w:tr>
+        <w:tc>
+          <w:tcPr>
+            <w:tcW w:type="pct" w:w="22%"/>
+            <w:tcBorders>
+              <w:top w:val="single" w:color="999999" w:sz="4"/>
+              <w:left w:val="single" w:color="999999" w:sz="4"/>
+              <w:bottom w:val="single" w:color="999999" w:sz="4"/>
+              <w:right w:val="single" w:color="999999" w:sz="4"/>
+            </w:tcBorders>
+            <w:shd w:fill="E8E8E8" w:val="clear"/>
+          </w:tcPr>
+          <w:p>
+            <w:r>
+              <w:rPr>
+                <w:b w:val="0"/>
+              </w:rPr>
+              <w:t>OE</w:t>
+            </w:r>
+          </w:p>
+        </w:tc>
+        <w:tc>
+          <w:tcPr>
+            <w:tcW w:type="pct" w:w="22%"/>
+            <w:tcBorders>
+              <w:top w:val="single" w:color="999999" w:sz="4"/>
+              <w:left w:val="single" w:color="999999" w:sz="4"/>
+              <w:bottom w:val="single" w:color="999999" w:sz="4"/>
+              <w:right w:val="single" w:color="999999" w:sz="4"/>
+            </w:tcBorders>
+            <w:shd w:fill="E8E8E8" w:val="clear"/>
+          </w:tcPr>
+          <w:p>
+            <w:r>
+              <w:rPr>
+                <w:b w:val="0"/>
+              </w:rPr>
+              <w:t>objective element</w:t>
+            </w:r>
+          </w:p>
+        </w:tc>
+      </w:tr>
+      <w:tr>
+        <w:tc>
+          <w:tcPr>
+            <w:tcW w:type="pct" w:w="22%"/>
+            <w:tcBorders>
+              <w:top w:val="single" w:color="999999" w:sz="4"/>
+              <w:left w:val="single" w:color="999999" w:sz="4"/>
+              <w:bottom w:val="single" w:color="999999" w:sz="4"/>
+              <w:right w:val="single" w:color="999999" w:sz="4"/>
+            </w:tcBorders>
+            <w:shd w:fill="E8E8E8" w:val="clear"/>
+          </w:tcPr>
+          <w:p>
+            <w:r>
+              <w:rPr>
+                <w:b w:val="0"/>
+              </w:rPr>
+              <w:t>RCA</w:t>
+            </w:r>
+          </w:p>
+        </w:tc>
+        <w:tc>
+          <w:tcPr>
+            <w:tcW w:type="pct" w:w="22%"/>
+            <w:tcBorders>
+              <w:top w:val="single" w:color="999999" w:sz="4"/>
+              <w:left w:val="single" w:color="999999" w:sz="4"/>
+              <w:bottom w:val="single" w:color="999999" w:sz="4"/>
+              <w:right w:val="single" w:color="999999" w:sz="4"/>
+            </w:tcBorders>
+            <w:shd w:fill="E8E8E8" w:val="clear"/>
+          </w:tcPr>
+          <w:p>
+            <w:r>
+              <w:rPr>
+                <w:b w:val="0"/>
+              </w:rPr>
+              <w:t>root-cause analysis</w:t>
+            </w:r>
+          </w:p>
+        </w:tc>
+      </w:tr>
+      <w:tr>
+        <w:tc>
+          <w:tcPr>
+            <w:tcW w:type="pct" w:w="22%"/>
+            <w:tcBorders>
+              <w:top w:val="single" w:color="999999" w:sz="4"/>
+              <w:left w:val="single" w:color="999999" w:sz="4"/>
+              <w:bottom w:val="single" w:color="999999" w:sz="4"/>
+              <w:right w:val="single" w:color="999999" w:sz="4"/>
+            </w:tcBorders>
+            <w:shd w:fill="E8E8E8" w:val="clear"/>
+          </w:tcPr>
+          <w:p>
+            <w:r>
+              <w:rPr>
+                <w:b w:val="0"/>
+              </w:rPr>
+              <w:t>SHCO</w:t>
+            </w:r>
+          </w:p>
+        </w:tc>
+        <w:tc>
+          <w:tcPr>
+            <w:tcW w:type="pct" w:w="22%"/>
+            <w:tcBorders>
+              <w:top w:val="single" w:color="999999" w:sz="4"/>
+              <w:left w:val="single" w:color="999999" w:sz="4"/>
+              <w:bottom w:val="single" w:color="999999" w:sz="4"/>
+              <w:right w:val="single" w:color="999999" w:sz="4"/>
+            </w:tcBorders>
+            <w:shd w:fill="E8E8E8" w:val="clear"/>
+          </w:tcPr>
+          <w:p>
+            <w:r>
+              <w:rPr>
+                <w:b w:val="0"/>
+              </w:rPr>
+              <w:t>Standards for Small Healthcare Organisations</w:t>
+            </w:r>
+          </w:p>
+        </w:tc>
+      </w:tr>
+    </w:tbl>
+    <w:p>
+      <w:pPr>
+        <w:pStyle w:val="Heading1"/>
+        <w:spacing w:after="120" w:before="280"/>
+      </w:pPr>
+      <w:r>
+        <w:t>11. Traceability to NABH SHCO 3rd Edition COP.4</w:t>
+      </w:r>
+    </w:p>
+    <w:p>
+      <w:pPr>
+        <w:spacing w:after="120"/>
+      </w:pPr>
+      <w:r>
+        <w:rPr>
+          <w:i/>
+          <w:iCs/>
+          <w:sz w:val="20"/>
+          <w:szCs w:val="20"/>
+        </w:rPr>
+        <w:t xml:space="preserve">This table is an index. It is not how the policy is organised.</w:t>
+      </w:r>
+    </w:p>
     <w:tbl>
       <w:tblPr>
         <w:tblW w:type="pct" w:w="100%"/>
@@ -2837,532 +3363,6 @@
         </w:tc>
       </w:tr>
     </w:tbl>
-    <w:p>
-      <w:pPr>
-        <w:pStyle w:val="Heading1"/>
-        <w:spacing w:after="120" w:before="280"/>
-      </w:pPr>
-      <w:r>
-        <w:t>9. Distribution</w:t>
-      </w:r>
-    </w:p>
-    <w:p>
-      <w:pPr>
-        <w:spacing w:after="140"/>
-      </w:pPr>
-      <w:r>
-        <w:rPr>
-          <w:sz w:val="22"/>
-          <w:szCs w:val="22"/>
-        </w:rPr>
-        <w:t xml:space="preserve">Official master copy: office of the Medical Superintendent, «Hospital Name», with the Nursing Superintendent and the Quality Coordinator.</w:t>
-      </w:r>
-    </w:p>
-    <w:p>
-      <w:pPr>
-        <w:spacing w:after="140"/>
-      </w:pPr>
-      <w:r>
-        <w:rPr>
-          <w:sz w:val="22"/>
-          <w:szCs w:val="22"/>
-        </w:rPr>
-        <w:t xml:space="preserve">Copies issued to: every in-patient ward; emergency department; out-patient clinics; ICU where it exists; nursing administration.</w:t>
-      </w:r>
-    </w:p>
-    <w:p>
-      <w:pPr>
-        <w:spacing w:after="140"/>
-      </w:pPr>
-      <w:r>
-        <w:rPr>
-          <w:sz w:val="22"/>
-          <w:szCs w:val="22"/>
-        </w:rPr>
-        <w:t xml:space="preserve">The current version is available to all nursing staff at the «nursing office policy file» and, if the hospital keeps an intranet, at «staff intranet / policies».</w:t>
-      </w:r>
-    </w:p>
-    <w:p>
-      <w:pPr>
-        <w:spacing w:after="140"/>
-      </w:pPr>
-      <w:r>
-        <w:rPr>
-          <w:sz w:val="22"/>
-          <w:szCs w:val="22"/>
-        </w:rPr>
-        <w:t xml:space="preserve">When a new version is issued, take old copies out of use.</w:t>
-      </w:r>
-    </w:p>
-    <w:p>
-      <w:pPr>
-        <w:pStyle w:val="Heading1"/>
-        <w:spacing w:after="120" w:before="280"/>
-      </w:pPr>
-      <w:r>
-        <w:t>10. Abbreviations</w:t>
-      </w:r>
-    </w:p>
-    <w:tbl>
-      <w:tblPr>
-        <w:tblW w:type="pct" w:w="100%"/>
-        <w:tblBorders>
-          <w:top w:val="single" w:color="auto" w:sz="4"/>
-          <w:left w:val="single" w:color="auto" w:sz="4"/>
-          <w:bottom w:val="single" w:color="auto" w:sz="4"/>
-          <w:right w:val="single" w:color="auto" w:sz="4"/>
-          <w:insideH w:val="single" w:color="auto" w:sz="4"/>
-          <w:insideV w:val="single" w:color="auto" w:sz="4"/>
-        </w:tblBorders>
-      </w:tblPr>
-      <w:tblGrid>
-        <w:gridCol w:w="100"/>
-        <w:gridCol w:w="100"/>
-      </w:tblGrid>
-      <w:tr>
-        <w:tc>
-          <w:tcPr>
-            <w:tcW w:type="pct" w:w="22%"/>
-            <w:tcBorders>
-              <w:top w:val="single" w:color="999999" w:sz="4"/>
-              <w:left w:val="single" w:color="999999" w:sz="4"/>
-              <w:bottom w:val="single" w:color="999999" w:sz="4"/>
-              <w:right w:val="single" w:color="999999" w:sz="4"/>
-            </w:tcBorders>
-            <w:shd w:fill="E8E8E8" w:val="clear"/>
-          </w:tcPr>
-          <w:p>
-            <w:r>
-              <w:rPr>
-                <w:b/>
-              </w:rPr>
-              <w:t>Abbreviation</w:t>
-            </w:r>
-          </w:p>
-        </w:tc>
-        <w:tc>
-          <w:tcPr>
-            <w:tcW w:type="pct" w:w="22%"/>
-            <w:tcBorders>
-              <w:top w:val="single" w:color="999999" w:sz="4"/>
-              <w:left w:val="single" w:color="999999" w:sz="4"/>
-              <w:bottom w:val="single" w:color="999999" w:sz="4"/>
-              <w:right w:val="single" w:color="999999" w:sz="4"/>
-            </w:tcBorders>
-            <w:shd w:fill="E8E8E8" w:val="clear"/>
-          </w:tcPr>
-          <w:p>
-            <w:r>
-              <w:rPr>
-                <w:b/>
-              </w:rPr>
-              <w:t>Meaning</w:t>
-            </w:r>
-          </w:p>
-        </w:tc>
-      </w:tr>
-      <w:tr>
-        <w:tc>
-          <w:tcPr>
-            <w:tcW w:type="pct" w:w="22%"/>
-            <w:tcBorders>
-              <w:top w:val="single" w:color="999999" w:sz="4"/>
-              <w:left w:val="single" w:color="999999" w:sz="4"/>
-              <w:bottom w:val="single" w:color="999999" w:sz="4"/>
-              <w:right w:val="single" w:color="999999" w:sz="4"/>
-            </w:tcBorders>
-            <w:shd w:fill="E8E8E8" w:val="clear"/>
-          </w:tcPr>
-          <w:p>
-            <w:r>
-              <w:rPr>
-                <w:b w:val="0"/>
-              </w:rPr>
-              <w:t>CAPA</w:t>
-            </w:r>
-          </w:p>
-        </w:tc>
-        <w:tc>
-          <w:tcPr>
-            <w:tcW w:type="pct" w:w="22%"/>
-            <w:tcBorders>
-              <w:top w:val="single" w:color="999999" w:sz="4"/>
-              <w:left w:val="single" w:color="999999" w:sz="4"/>
-              <w:bottom w:val="single" w:color="999999" w:sz="4"/>
-              <w:right w:val="single" w:color="999999" w:sz="4"/>
-            </w:tcBorders>
-            <w:shd w:fill="E8E8E8" w:val="clear"/>
-          </w:tcPr>
-          <w:p>
-            <w:r>
-              <w:rPr>
-                <w:b w:val="0"/>
-              </w:rPr>
-              <w:t>corrective and preventive action</w:t>
-            </w:r>
-          </w:p>
-        </w:tc>
-      </w:tr>
-      <w:tr>
-        <w:tc>
-          <w:tcPr>
-            <w:tcW w:type="pct" w:w="22%"/>
-            <w:tcBorders>
-              <w:top w:val="single" w:color="999999" w:sz="4"/>
-              <w:left w:val="single" w:color="999999" w:sz="4"/>
-              <w:bottom w:val="single" w:color="999999" w:sz="4"/>
-              <w:right w:val="single" w:color="999999" w:sz="4"/>
-            </w:tcBorders>
-            <w:shd w:fill="E8E8E8" w:val="clear"/>
-          </w:tcPr>
-          <w:p>
-            <w:r>
-              <w:rPr>
-                <w:b w:val="0"/>
-              </w:rPr>
-              <w:t>COP</w:t>
-            </w:r>
-          </w:p>
-        </w:tc>
-        <w:tc>
-          <w:tcPr>
-            <w:tcW w:type="pct" w:w="22%"/>
-            <w:tcBorders>
-              <w:top w:val="single" w:color="999999" w:sz="4"/>
-              <w:left w:val="single" w:color="999999" w:sz="4"/>
-              <w:bottom w:val="single" w:color="999999" w:sz="4"/>
-              <w:right w:val="single" w:color="999999" w:sz="4"/>
-            </w:tcBorders>
-            <w:shd w:fill="E8E8E8" w:val="clear"/>
-          </w:tcPr>
-          <w:p>
-            <w:r>
-              <w:rPr>
-                <w:b w:val="0"/>
-              </w:rPr>
-              <w:t>Care of Patients (NABH SHCO chapter 5)</w:t>
-            </w:r>
-          </w:p>
-        </w:tc>
-      </w:tr>
-      <w:tr>
-        <w:tc>
-          <w:tcPr>
-            <w:tcW w:type="pct" w:w="22%"/>
-            <w:tcBorders>
-              <w:top w:val="single" w:color="999999" w:sz="4"/>
-              <w:left w:val="single" w:color="999999" w:sz="4"/>
-              <w:bottom w:val="single" w:color="999999" w:sz="4"/>
-              <w:right w:val="single" w:color="999999" w:sz="4"/>
-            </w:tcBorders>
-            <w:shd w:fill="E8E8E8" w:val="clear"/>
-          </w:tcPr>
-          <w:p>
-            <w:r>
-              <w:rPr>
-                <w:b w:val="0"/>
-              </w:rPr>
-              <w:t>HIC</w:t>
-            </w:r>
-          </w:p>
-        </w:tc>
-        <w:tc>
-          <w:tcPr>
-            <w:tcW w:type="pct" w:w="22%"/>
-            <w:tcBorders>
-              <w:top w:val="single" w:color="999999" w:sz="4"/>
-              <w:left w:val="single" w:color="999999" w:sz="4"/>
-              <w:bottom w:val="single" w:color="999999" w:sz="4"/>
-              <w:right w:val="single" w:color="999999" w:sz="4"/>
-            </w:tcBorders>
-            <w:shd w:fill="E8E8E8" w:val="clear"/>
-          </w:tcPr>
-          <w:p>
-            <w:r>
-              <w:rPr>
-                <w:b w:val="0"/>
-              </w:rPr>
-              <w:t>Hospital Infection Control (NABH SHCO chapter 7)</w:t>
-            </w:r>
-          </w:p>
-        </w:tc>
-      </w:tr>
-      <w:tr>
-        <w:tc>
-          <w:tcPr>
-            <w:tcW w:type="pct" w:w="22%"/>
-            <w:tcBorders>
-              <w:top w:val="single" w:color="999999" w:sz="4"/>
-              <w:left w:val="single" w:color="999999" w:sz="4"/>
-              <w:bottom w:val="single" w:color="999999" w:sz="4"/>
-              <w:right w:val="single" w:color="999999" w:sz="4"/>
-            </w:tcBorders>
-            <w:shd w:fill="E8E8E8" w:val="clear"/>
-          </w:tcPr>
-          <w:p>
-            <w:r>
-              <w:rPr>
-                <w:b w:val="0"/>
-              </w:rPr>
-              <w:t>ICU</w:t>
-            </w:r>
-          </w:p>
-        </w:tc>
-        <w:tc>
-          <w:tcPr>
-            <w:tcW w:type="pct" w:w="22%"/>
-            <w:tcBorders>
-              <w:top w:val="single" w:color="999999" w:sz="4"/>
-              <w:left w:val="single" w:color="999999" w:sz="4"/>
-              <w:bottom w:val="single" w:color="999999" w:sz="4"/>
-              <w:right w:val="single" w:color="999999" w:sz="4"/>
-            </w:tcBorders>
-            <w:shd w:fill="E8E8E8" w:val="clear"/>
-          </w:tcPr>
-          <w:p>
-            <w:r>
-              <w:rPr>
-                <w:b w:val="0"/>
-              </w:rPr>
-              <w:t>intensive care unit</w:t>
-            </w:r>
-          </w:p>
-        </w:tc>
-      </w:tr>
-      <w:tr>
-        <w:tc>
-          <w:tcPr>
-            <w:tcW w:type="pct" w:w="22%"/>
-            <w:tcBorders>
-              <w:top w:val="single" w:color="999999" w:sz="4"/>
-              <w:left w:val="single" w:color="999999" w:sz="4"/>
-              <w:bottom w:val="single" w:color="999999" w:sz="4"/>
-              <w:right w:val="single" w:color="999999" w:sz="4"/>
-            </w:tcBorders>
-            <w:shd w:fill="E8E8E8" w:val="clear"/>
-          </w:tcPr>
-          <w:p>
-            <w:r>
-              <w:rPr>
-                <w:b w:val="0"/>
-              </w:rPr>
-              <w:t>MOM</w:t>
-            </w:r>
-          </w:p>
-        </w:tc>
-        <w:tc>
-          <w:tcPr>
-            <w:tcW w:type="pct" w:w="22%"/>
-            <w:tcBorders>
-              <w:top w:val="single" w:color="999999" w:sz="4"/>
-              <w:left w:val="single" w:color="999999" w:sz="4"/>
-              <w:bottom w:val="single" w:color="999999" w:sz="4"/>
-              <w:right w:val="single" w:color="999999" w:sz="4"/>
-            </w:tcBorders>
-            <w:shd w:fill="E8E8E8" w:val="clear"/>
-          </w:tcPr>
-          <w:p>
-            <w:r>
-              <w:rPr>
-                <w:b w:val="0"/>
-              </w:rPr>
-              <w:t>Management of Medication (NABH SHCO chapter 6)</w:t>
-            </w:r>
-          </w:p>
-        </w:tc>
-      </w:tr>
-      <w:tr>
-        <w:tc>
-          <w:tcPr>
-            <w:tcW w:type="pct" w:w="22%"/>
-            <w:tcBorders>
-              <w:top w:val="single" w:color="999999" w:sz="4"/>
-              <w:left w:val="single" w:color="999999" w:sz="4"/>
-              <w:bottom w:val="single" w:color="999999" w:sz="4"/>
-              <w:right w:val="single" w:color="999999" w:sz="4"/>
-            </w:tcBorders>
-            <w:shd w:fill="E8E8E8" w:val="clear"/>
-          </w:tcPr>
-          <w:p>
-            <w:r>
-              <w:rPr>
-                <w:b w:val="0"/>
-              </w:rPr>
-              <w:t>NABH</w:t>
-            </w:r>
-          </w:p>
-        </w:tc>
-        <w:tc>
-          <w:tcPr>
-            <w:tcW w:type="pct" w:w="22%"/>
-            <w:tcBorders>
-              <w:top w:val="single" w:color="999999" w:sz="4"/>
-              <w:left w:val="single" w:color="999999" w:sz="4"/>
-              <w:bottom w:val="single" w:color="999999" w:sz="4"/>
-              <w:right w:val="single" w:color="999999" w:sz="4"/>
-            </w:tcBorders>
-            <w:shd w:fill="E8E8E8" w:val="clear"/>
-          </w:tcPr>
-          <w:p>
-            <w:r>
-              <w:rPr>
-                <w:b w:val="0"/>
-              </w:rPr>
-              <w:t>National Accreditation Board for Hospitals and Healthcare Providers</w:t>
-            </w:r>
-          </w:p>
-        </w:tc>
-      </w:tr>
-      <w:tr>
-        <w:tc>
-          <w:tcPr>
-            <w:tcW w:type="pct" w:w="22%"/>
-            <w:tcBorders>
-              <w:top w:val="single" w:color="999999" w:sz="4"/>
-              <w:left w:val="single" w:color="999999" w:sz="4"/>
-              <w:bottom w:val="single" w:color="999999" w:sz="4"/>
-              <w:right w:val="single" w:color="999999" w:sz="4"/>
-            </w:tcBorders>
-            <w:shd w:fill="E8E8E8" w:val="clear"/>
-          </w:tcPr>
-          <w:p>
-            <w:r>
-              <w:rPr>
-                <w:b w:val="0"/>
-              </w:rPr>
-              <w:t>OE</w:t>
-            </w:r>
-          </w:p>
-        </w:tc>
-        <w:tc>
-          <w:tcPr>
-            <w:tcW w:type="pct" w:w="22%"/>
-            <w:tcBorders>
-              <w:top w:val="single" w:color="999999" w:sz="4"/>
-              <w:left w:val="single" w:color="999999" w:sz="4"/>
-              <w:bottom w:val="single" w:color="999999" w:sz="4"/>
-              <w:right w:val="single" w:color="999999" w:sz="4"/>
-            </w:tcBorders>
-            <w:shd w:fill="E8E8E8" w:val="clear"/>
-          </w:tcPr>
-          <w:p>
-            <w:r>
-              <w:rPr>
-                <w:b w:val="0"/>
-              </w:rPr>
-              <w:t>objective element</w:t>
-            </w:r>
-          </w:p>
-        </w:tc>
-      </w:tr>
-      <w:tr>
-        <w:tc>
-          <w:tcPr>
-            <w:tcW w:type="pct" w:w="22%"/>
-            <w:tcBorders>
-              <w:top w:val="single" w:color="999999" w:sz="4"/>
-              <w:left w:val="single" w:color="999999" w:sz="4"/>
-              <w:bottom w:val="single" w:color="999999" w:sz="4"/>
-              <w:right w:val="single" w:color="999999" w:sz="4"/>
-            </w:tcBorders>
-            <w:shd w:fill="E8E8E8" w:val="clear"/>
-          </w:tcPr>
-          <w:p>
-            <w:r>
-              <w:rPr>
-                <w:b w:val="0"/>
-              </w:rPr>
-              <w:t>RCA</w:t>
-            </w:r>
-          </w:p>
-        </w:tc>
-        <w:tc>
-          <w:tcPr>
-            <w:tcW w:type="pct" w:w="22%"/>
-            <w:tcBorders>
-              <w:top w:val="single" w:color="999999" w:sz="4"/>
-              <w:left w:val="single" w:color="999999" w:sz="4"/>
-              <w:bottom w:val="single" w:color="999999" w:sz="4"/>
-              <w:right w:val="single" w:color="999999" w:sz="4"/>
-            </w:tcBorders>
-            <w:shd w:fill="E8E8E8" w:val="clear"/>
-          </w:tcPr>
-          <w:p>
-            <w:r>
-              <w:rPr>
-                <w:b w:val="0"/>
-              </w:rPr>
-              <w:t>root-cause analysis</w:t>
-            </w:r>
-          </w:p>
-        </w:tc>
-      </w:tr>
-      <w:tr>
-        <w:tc>
-          <w:tcPr>
-            <w:tcW w:type="pct" w:w="22%"/>
-            <w:tcBorders>
-              <w:top w:val="single" w:color="999999" w:sz="4"/>
-              <w:left w:val="single" w:color="999999" w:sz="4"/>
-              <w:bottom w:val="single" w:color="999999" w:sz="4"/>
-              <w:right w:val="single" w:color="999999" w:sz="4"/>
-            </w:tcBorders>
-            <w:shd w:fill="E8E8E8" w:val="clear"/>
-          </w:tcPr>
-          <w:p>
-            <w:r>
-              <w:rPr>
-                <w:b w:val="0"/>
-              </w:rPr>
-              <w:t>SHCO</w:t>
-            </w:r>
-          </w:p>
-        </w:tc>
-        <w:tc>
-          <w:tcPr>
-            <w:tcW w:type="pct" w:w="22%"/>
-            <w:tcBorders>
-              <w:top w:val="single" w:color="999999" w:sz="4"/>
-              <w:left w:val="single" w:color="999999" w:sz="4"/>
-              <w:bottom w:val="single" w:color="999999" w:sz="4"/>
-              <w:right w:val="single" w:color="999999" w:sz="4"/>
-            </w:tcBorders>
-            <w:shd w:fill="E8E8E8" w:val="clear"/>
-          </w:tcPr>
-          <w:p>
-            <w:r>
-              <w:rPr>
-                <w:b w:val="0"/>
-              </w:rPr>
-              <w:t>Standards for Small Healthcare Organisations</w:t>
-            </w:r>
-          </w:p>
-        </w:tc>
-      </w:tr>
-    </w:tbl>
-    <w:p>
-      <w:pPr>
-        <w:pStyle w:val="Heading1"/>
-        <w:spacing w:after="120" w:before="280"/>
-      </w:pPr>
-      <w:r>
-        <w:t>11. Traceability to NABH SHCO 3rd Edition COP.4</w:t>
-      </w:r>
-    </w:p>
-    <w:p>
-      <w:pPr>
-        <w:spacing w:after="120"/>
-      </w:pPr>
-      <w:r>
-        <w:rPr>
-          <w:i/>
-          <w:iCs/>
-          <w:sz w:val="20"/>
-          <w:szCs w:val="20"/>
-        </w:rPr>
-        <w:t xml:space="preserve">This table is an index. It is not how the policy is organised.</w:t>
-      </w:r>
-    </w:p>
     <w:p>
       <w:pPr>
         <w:pStyle w:val="Heading1"/>

--- a/policies/build/masters/COP.4_v2_master.docx
+++ b/policies/build/masters/COP.4_v2_master.docx
@@ -703,18 +703,6 @@
     </w:p>
     <w:p>
       <w:pPr>
-        <w:spacing w:after="140"/>
-      </w:pPr>
-      <w:r>
-        <w:rPr>
-          <w:sz w:val="22"/>
-          <w:szCs w:val="22"/>
-        </w:rPr>
-        <w:t xml:space="preserve">It covers the four elements COP.4.a–d name. It does not cover the care plan as a clinical document (AAC.3), uniform care across settings (COP.1), or medication administration as a system (MOM).</w:t>
-      </w:r>
-    </w:p>
-    <w:p>
-      <w:pPr>
         <w:pStyle w:val="Heading1"/>
         <w:spacing w:after="120" w:before="280"/>
       </w:pPr>
@@ -890,7 +878,7 @@
           <w:sz w:val="22"/>
           <w:szCs w:val="22"/>
         </w:rPr>
-        <w:t xml:space="preserve">Nursing care is aligned and integrated with overall patient care. Nursing assessments, interventions and outcomes are documented in the patient record — the same record the treating doctor uses. AAC.3 owns the care plan as a clinical document; nursing care follows and contributes to that plan.</w:t>
+        <w:t>Nursing care is aligned and integrated with overall patient care. Nursing assessments, interventions and outcomes are documented in the patient record — the same record the treating doctor uses.</w:t>
       </w:r>
     </w:p>
     <w:p>

--- a/policies/build/masters/COP.4_v2_master.docx
+++ b/policies/build/masters/COP.4_v2_master.docx
@@ -3671,8 +3671,23 @@
           <w:sz w:val="22"/>
           <w:szCs w:val="22"/>
         </w:rPr>
-        <w:t xml:space="preserve">National Accreditation Board for Hospitals and Healthcare Providers (NABH), Standards for Small Healthcare Organisations, 3rd Edition — Care of Patients chapter, standard COP.4.</w:t>
-      </w:r>
+      </w:r>
+      <w:r>
+        <w:rPr>
+          <w:sz w:val="22"/>
+        </w:rPr>
+        <w:t xml:space="preserve">National Accreditation Board for Hospitals &amp; Healthcare Providers. (2022). Standards for small healthcare organisations (3rd ed.) — Care of Patients chapter, standard COP.4. </w:t>
+      </w:r>
+      <w:hyperlink r:id="rId9">
+        <w:r>
+          <w:rPr>
+            <w:rStyle w:val="Hyperlink"/>
+            <w:sz w:val="22"/>
+            <w:szCs w:val="22"/>
+          </w:rPr>
+          <w:t>https://nabh.co/programmes/small-healthcare-organisation-shco-accreditation-programme/</w:t>
+        </w:r>
+      </w:hyperlink>
     </w:p>
     <w:p>
       <w:pPr>
